--- a/方案设计/审计/文档挖掘助手/会议纪要/示例客户项目会议纪要-会议01（脱敏）.docx
+++ b/方案设计/审计/文档挖掘助手/会议纪要/示例客户项目会议纪要-会议01（脱敏）.docx
@@ -884,7 +884,7 @@
                 <w:szCs w:val="21"/>
                 <w:lang w:val="en-US" w:eastAsia="zh-CN"/>
               </w:rPr>
-              <w:t>客户单位：人员甲</w:t>
+              <w:t>客户方：负责人01</w:t>
             </w:r>
           </w:p>
           <w:p>
@@ -906,7 +906,7 @@
                 <w:szCs w:val="21"/>
                 <w:lang w:val="en-US" w:eastAsia="zh-CN"/>
               </w:rPr>
-              <w:t>实施单位甲：人员乙、人员丙、人员丁</w:t>
+              <w:t>我方：业务顾问01、业务顾问02、业务顾问03</w:t>
             </w:r>
           </w:p>
           <w:p>
@@ -928,7 +928,7 @@
                 <w:szCs w:val="21"/>
                 <w:lang w:val="en-US" w:eastAsia="zh-CN"/>
               </w:rPr>
-              <w:t>人员戊</w:t>
+              <w:t>客户方相关人员01</w:t>
             </w:r>
           </w:p>
         </w:tc>
@@ -1007,7 +1007,7 @@
                 <w:szCs w:val="21"/>
                 <w:lang w:val="en-US" w:eastAsia="zh-CN"/>
               </w:rPr>
-              <w:t>人员丁</w:t>
+              <w:t>我方业务顾问03</w:t>
             </w:r>
           </w:p>
         </w:tc>
@@ -1073,7 +1073,7 @@
                 <w:szCs w:val="21"/>
                 <w:lang w:val="en-US" w:eastAsia="zh-CN"/>
               </w:rPr>
-              <w:t>人员乙</w:t>
+              <w:t>我方业务顾问01</w:t>
             </w:r>
           </w:p>
         </w:tc>
@@ -1207,15 +1207,15 @@
           <w:sz w:val="32"/>
           <w:lang w:val="en-US" w:eastAsia="zh-CN"/>
         </w:rPr>
-        <w:t>人员甲</w:t>
-      </w:r>
-      <w:r>
-        <w:rPr>
-          <w:rFonts w:hint="eastAsia" w:ascii="Times New Roman" w:hAnsi="Times New Roman" w:eastAsia="仿宋_GB2312" w:cs="Times New Roman"/>
-          <w:sz w:val="32"/>
-          <w:lang w:val="en-US" w:eastAsia="zh-CN"/>
-        </w:rPr>
-        <w:t>：加一个手工同步的概念，用户上午建一个项目，可能晚上着急用，就需要手工同步。跟人员戊他们做的一样就行。同样再加一个虚拟项目的概念。</w:t>
+        <w:t>客户方负责人01</w:t>
+      </w:r>
+      <w:r>
+        <w:rPr>
+          <w:rFonts w:hint="eastAsia" w:ascii="Times New Roman" w:hAnsi="Times New Roman" w:eastAsia="仿宋_GB2312" w:cs="Times New Roman"/>
+          <w:sz w:val="32"/>
+          <w:lang w:val="en-US" w:eastAsia="zh-CN"/>
+        </w:rPr>
+        <w:t>：加一个手工同步的概念，用户上午建一个项目，可能晚上着急用，就需要手工同步。跟客户方相关人员01他们做的一样就行。同样再加一个虚拟项目的概念。</w:t>
       </w:r>
     </w:p>
     <w:p>
@@ -1334,15 +1334,15 @@
           <w:sz w:val="32"/>
           <w:lang w:val="en-US" w:eastAsia="zh-CN"/>
         </w:rPr>
-        <w:t>人员乙</w:t>
-      </w:r>
-      <w:r>
-        <w:rPr>
-          <w:rFonts w:hint="eastAsia" w:ascii="Times New Roman" w:hAnsi="Times New Roman" w:eastAsia="仿宋_GB2312" w:cs="Times New Roman"/>
-          <w:sz w:val="32"/>
-          <w:lang w:val="en-US" w:eastAsia="zh-CN"/>
-        </w:rPr>
-        <w:t>：人员戊给我们源代码。</w:t>
+        <w:t>我方业务顾问01</w:t>
+      </w:r>
+      <w:r>
+        <w:rPr>
+          <w:rFonts w:hint="eastAsia" w:ascii="Times New Roman" w:hAnsi="Times New Roman" w:eastAsia="仿宋_GB2312" w:cs="Times New Roman"/>
+          <w:sz w:val="32"/>
+          <w:lang w:val="en-US" w:eastAsia="zh-CN"/>
+        </w:rPr>
+        <w:t>：客户方相关人员01给我们源代码。</w:t>
       </w:r>
     </w:p>
     <w:p>
@@ -1457,7 +1457,7 @@
           <w:sz w:val="32"/>
           <w:lang w:val="en-US" w:eastAsia="zh-CN"/>
         </w:rPr>
-        <w:t>人员甲</w:t>
+        <w:t>客户方负责人01</w:t>
       </w:r>
       <w:r>
         <w:rPr>
@@ -1506,7 +1506,7 @@
           <w:sz w:val="32"/>
           <w:lang w:val="en-US" w:eastAsia="zh-CN"/>
         </w:rPr>
-        <w:t>人员戊</w:t>
+        <w:t>客户方相关人员01</w:t>
       </w:r>
       <w:r>
         <w:rPr>
@@ -1586,7 +1586,7 @@
           <w:sz w:val="32"/>
           <w:lang w:val="en-US" w:eastAsia="zh-CN"/>
         </w:rPr>
-        <w:t>人员甲</w:t>
+        <w:t>客户方负责人01</w:t>
       </w:r>
       <w:r>
         <w:rPr>
@@ -1674,7 +1674,7 @@
           <w:sz w:val="32"/>
           <w:lang w:val="en-US" w:eastAsia="zh-CN"/>
         </w:rPr>
-        <w:t>人员甲</w:t>
+        <w:t>客户方负责人01</w:t>
       </w:r>
       <w:r>
         <w:rPr>
@@ -1797,7 +1797,7 @@
           <w:sz w:val="32"/>
           <w:lang w:val="en-US" w:eastAsia="zh-CN"/>
         </w:rPr>
-        <w:t>人员甲</w:t>
+        <w:t>客户方负责人01</w:t>
       </w:r>
       <w:r>
         <w:rPr>
@@ -2002,7 +2002,7 @@
           <w:sz w:val="32"/>
           <w:lang w:val="en-US" w:eastAsia="zh-CN"/>
         </w:rPr>
-        <w:t>人员乙</w:t>
+        <w:t>我方业务顾问01</w:t>
       </w:r>
       <w:r>
         <w:rPr>
@@ -2061,7 +2061,7 @@
           <w:sz w:val="32"/>
           <w:lang w:val="en-US" w:eastAsia="zh-CN"/>
         </w:rPr>
-        <w:t>人员甲</w:t>
+        <w:t>客户方负责人01</w:t>
       </w:r>
       <w:r>
         <w:rPr>
@@ -2197,7 +2197,7 @@
           <w:sz w:val="32"/>
           <w:lang w:val="en-US" w:eastAsia="zh-CN"/>
         </w:rPr>
-        <w:t>人员甲</w:t>
+        <w:t>客户方负责人01</w:t>
       </w:r>
       <w:r>
         <w:rPr>
@@ -2246,7 +2246,7 @@
           <w:sz w:val="32"/>
           <w:lang w:val="en-US" w:eastAsia="zh-CN"/>
         </w:rPr>
-        <w:t>人员丁</w:t>
+        <w:t>我方业务顾问03</w:t>
       </w:r>
       <w:r>
         <w:rPr>
@@ -2295,7 +2295,7 @@
           <w:sz w:val="32"/>
           <w:lang w:val="en-US" w:eastAsia="zh-CN"/>
         </w:rPr>
-        <w:t>人员甲</w:t>
+        <w:t>客户方负责人01</w:t>
       </w:r>
       <w:r>
         <w:rPr>
@@ -2416,7 +2416,7 @@
           <w:sz w:val="32"/>
           <w:lang w:val="en-US" w:eastAsia="zh-CN"/>
         </w:rPr>
-        <w:t>人员甲</w:t>
+        <w:t>客户方负责人01</w:t>
       </w:r>
       <w:r>
         <w:rPr>
@@ -2463,7 +2463,7 @@
           <w:sz w:val="32"/>
           <w:lang w:val="en-US" w:eastAsia="zh-CN"/>
         </w:rPr>
-        <w:t>人员乙：比如果示例市乙会不会有针对那个工程投资这一块的招投标。</w:t>
+        <w:t>我方业务顾问01：比如果示例市乙会不会有针对那个工程投资这一块的招投标。</w:t>
       </w:r>
     </w:p>
     <w:p>
@@ -2504,7 +2504,7 @@
           <w:sz w:val="32"/>
           <w:lang w:val="en-US" w:eastAsia="zh-CN"/>
         </w:rPr>
-        <w:t>人员甲</w:t>
+        <w:t>客户方负责人01</w:t>
       </w:r>
       <w:r>
         <w:rPr>
@@ -2629,7 +2629,7 @@
           <w:sz w:val="32"/>
           <w:lang w:val="en-US" w:eastAsia="zh-CN"/>
         </w:rPr>
-        <w:t>你这个招投标多测试测试，找人员庚要文件。</w:t>
+        <w:t>你这个招投标多测试测试，找客户方相关人员02要文件。</w:t>
       </w:r>
     </w:p>
     <w:p>
@@ -2670,7 +2670,7 @@
           <w:sz w:val="32"/>
           <w:lang w:val="en-US" w:eastAsia="zh-CN"/>
         </w:rPr>
-        <w:t>人员甲</w:t>
+        <w:t>客户方负责人01</w:t>
       </w:r>
       <w:r>
         <w:rPr>
@@ -2793,7 +2793,7 @@
           <w:sz w:val="32"/>
           <w:lang w:val="en-US" w:eastAsia="zh-CN"/>
         </w:rPr>
-        <w:t>人员甲</w:t>
+        <w:t>客户方负责人01</w:t>
       </w:r>
       <w:r>
         <w:rPr>
@@ -2948,15 +2948,15 @@
           <w:sz w:val="32"/>
           <w:lang w:val="en-US" w:eastAsia="zh-CN"/>
         </w:rPr>
-        <w:t>人员甲</w:t>
-      </w:r>
-      <w:r>
-        <w:rPr>
-          <w:rFonts w:hint="eastAsia" w:ascii="Times New Roman" w:hAnsi="Times New Roman" w:eastAsia="仿宋_GB2312" w:cs="Times New Roman"/>
-          <w:sz w:val="32"/>
-          <w:lang w:val="en-US" w:eastAsia="zh-CN"/>
-        </w:rPr>
-        <w:t>：这个地方的提示词要能修改，能够反向保存到我的提示词，存到个人提示词里面。你们把示例市丁的会议纪要试一试，示例市丁的会议纪要都传上来了，人员辛那都有。你们回头都试一试。你就从这上面走一遍，从文档之后走一遍。这个提取，词云，然后风险点核查了，会议纪要分析。</w:t>
+        <w:t>客户方负责人01</w:t>
+      </w:r>
+      <w:r>
+        <w:rPr>
+          <w:rFonts w:hint="eastAsia" w:ascii="Times New Roman" w:hAnsi="Times New Roman" w:eastAsia="仿宋_GB2312" w:cs="Times New Roman"/>
+          <w:sz w:val="32"/>
+          <w:lang w:val="en-US" w:eastAsia="zh-CN"/>
+        </w:rPr>
+        <w:t>：这个地方的提示词要能修改，能够反向保存到我的提示词，存到个人提示词里面。你们把示例市丁的会议纪要试一试，示例市丁的会议纪要都传上来了，客户方相关人员03那都有。你们回头都试一试。你就从这上面走一遍，从文档之后走一遍。这个提取，词云，然后风险点核查了，会议纪要分析。</w:t>
       </w:r>
     </w:p>
     <w:p>
@@ -2997,7 +2997,7 @@
           <w:sz w:val="32"/>
           <w:lang w:val="en-US" w:eastAsia="zh-CN"/>
         </w:rPr>
-        <w:t>人员乙</w:t>
+        <w:t>我方业务顾问01</w:t>
       </w:r>
       <w:r>
         <w:rPr>
@@ -3046,15 +3046,15 @@
           <w:sz w:val="32"/>
           <w:lang w:val="en-US" w:eastAsia="zh-CN"/>
         </w:rPr>
-        <w:t>人员甲</w:t>
-      </w:r>
-      <w:r>
-        <w:rPr>
-          <w:rFonts w:hint="eastAsia" w:ascii="Times New Roman" w:hAnsi="Times New Roman" w:eastAsia="仿宋_GB2312" w:cs="Times New Roman"/>
-          <w:sz w:val="32"/>
-          <w:lang w:val="en-US" w:eastAsia="zh-CN"/>
-        </w:rPr>
-        <w:t>：工作流编排文件上传也容易断，你们找那个人员壬，他在示例市戊是的时候出现的问题。</w:t>
+        <w:t>客户方负责人01</w:t>
+      </w:r>
+      <w:r>
+        <w:rPr>
+          <w:rFonts w:hint="eastAsia" w:ascii="Times New Roman" w:hAnsi="Times New Roman" w:eastAsia="仿宋_GB2312" w:cs="Times New Roman"/>
+          <w:sz w:val="32"/>
+          <w:lang w:val="en-US" w:eastAsia="zh-CN"/>
+        </w:rPr>
+        <w:t>：工作流编排文件上传也容易断，你们找那个客户方相关人员04，他在示例市戊是的时候出现的问题。</w:t>
       </w:r>
     </w:p>
     <w:p>
@@ -3093,7 +3093,7 @@
           <w:sz w:val="32"/>
           <w:lang w:val="en-US" w:eastAsia="zh-CN"/>
         </w:rPr>
-        <w:t>你直接找人员癸联系人员庚，要招投标的文件。</w:t>
+        <w:t>你直接找客户方相关人员05联系客户方相关人员02，要招投标的文件。</w:t>
       </w:r>
     </w:p>
     <w:p>
@@ -3173,7 +3173,7 @@
           <w:sz w:val="32"/>
           <w:lang w:val="en-US" w:eastAsia="zh-CN"/>
         </w:rPr>
-        <w:t>人员乙</w:t>
+        <w:t>我方业务顾问01</w:t>
       </w:r>
       <w:r>
         <w:rPr>
@@ -3222,7 +3222,7 @@
           <w:sz w:val="32"/>
           <w:lang w:val="en-US" w:eastAsia="zh-CN"/>
         </w:rPr>
-        <w:t>人员甲</w:t>
+        <w:t>客户方负责人01</w:t>
       </w:r>
       <w:r>
         <w:rPr>
@@ -3345,7 +3345,7 @@
           <w:sz w:val="32"/>
           <w:lang w:val="en-US" w:eastAsia="zh-CN"/>
         </w:rPr>
-        <w:t>人员甲</w:t>
+        <w:t>客户方负责人01</w:t>
       </w:r>
       <w:r>
         <w:rPr>
@@ -3394,7 +3394,7 @@
           <w:sz w:val="32"/>
           <w:lang w:val="en-US" w:eastAsia="zh-CN"/>
         </w:rPr>
-        <w:t>人员甲</w:t>
+        <w:t>客户方负责人01</w:t>
       </w:r>
       <w:r>
         <w:rPr>
@@ -3443,7 +3443,7 @@
           <w:sz w:val="32"/>
           <w:lang w:val="en-US" w:eastAsia="zh-CN"/>
         </w:rPr>
-        <w:t>人员甲</w:t>
+        <w:t>客户方负责人01</w:t>
       </w:r>
       <w:r>
         <w:rPr>
@@ -3492,7 +3492,7 @@
           <w:sz w:val="32"/>
           <w:lang w:val="en-US" w:eastAsia="zh-CN"/>
         </w:rPr>
-        <w:t>人员甲</w:t>
+        <w:t>客户方负责人01</w:t>
       </w:r>
       <w:r>
         <w:rPr>
@@ -3541,15 +3541,15 @@
           <w:sz w:val="32"/>
           <w:lang w:val="en-US" w:eastAsia="zh-CN"/>
         </w:rPr>
-        <w:t>人员乙</w:t>
-      </w:r>
-      <w:r>
-        <w:rPr>
-          <w:rFonts w:hint="eastAsia" w:ascii="Times New Roman" w:hAnsi="Times New Roman" w:eastAsia="仿宋_GB2312" w:cs="Times New Roman"/>
-          <w:sz w:val="32"/>
-          <w:lang w:val="en-US" w:eastAsia="zh-CN"/>
-        </w:rPr>
-        <w:t>：人员丙这个审计质量检查能不能点击后弹出wps?</w:t>
+        <w:t>我方业务顾问01</w:t>
+      </w:r>
+      <w:r>
+        <w:rPr>
+          <w:rFonts w:hint="eastAsia" w:ascii="Times New Roman" w:hAnsi="Times New Roman" w:eastAsia="仿宋_GB2312" w:cs="Times New Roman"/>
+          <w:sz w:val="32"/>
+          <w:lang w:val="en-US" w:eastAsia="zh-CN"/>
+        </w:rPr>
+        <w:t>：我方业务顾问02这个审计质量检查能不能点击后弹出wps?</w:t>
       </w:r>
     </w:p>
     <w:p>
@@ -3590,7 +3590,7 @@
           <w:sz w:val="32"/>
           <w:lang w:val="en-US" w:eastAsia="zh-CN"/>
         </w:rPr>
-        <w:t>人员丙</w:t>
+        <w:t>我方业务顾问02</w:t>
       </w:r>
       <w:r>
         <w:rPr>
@@ -3639,7 +3639,7 @@
           <w:sz w:val="32"/>
           <w:lang w:val="en-US" w:eastAsia="zh-CN"/>
         </w:rPr>
-        <w:t>人员甲</w:t>
+        <w:t>客户方负责人01</w:t>
       </w:r>
       <w:r>
         <w:rPr>
@@ -3688,7 +3688,7 @@
           <w:sz w:val="32"/>
           <w:lang w:val="en-US" w:eastAsia="zh-CN"/>
         </w:rPr>
-        <w:t>人员乙</w:t>
+        <w:t>我方业务顾问01</w:t>
       </w:r>
       <w:r>
         <w:rPr>
@@ -3811,7 +3811,7 @@
           <w:sz w:val="32"/>
           <w:lang w:val="en-US" w:eastAsia="zh-CN"/>
         </w:rPr>
-        <w:t>人员甲</w:t>
+        <w:t>客户方负责人01</w:t>
       </w:r>
       <w:r>
         <w:rPr>
@@ -3934,15 +3934,15 @@
           <w:sz w:val="32"/>
           <w:lang w:val="en-US" w:eastAsia="zh-CN"/>
         </w:rPr>
-        <w:t>人员甲</w:t>
-      </w:r>
-      <w:r>
-        <w:rPr>
-          <w:rFonts w:hint="eastAsia" w:ascii="Times New Roman" w:hAnsi="Times New Roman" w:eastAsia="仿宋_GB2312" w:cs="Times New Roman"/>
-          <w:sz w:val="32"/>
-          <w:lang w:val="en-US" w:eastAsia="zh-CN"/>
-        </w:rPr>
-        <w:t>：这个你们也得弄弄，看看能不能查出文件的隐匿关系，之前人员辛做总是断，你们跟他交流交流。就是从一堆数据表里面推出有没有人和人之间存在关系。</w:t>
+        <w:t>客户方负责人01</w:t>
+      </w:r>
+      <w:r>
+        <w:rPr>
+          <w:rFonts w:hint="eastAsia" w:ascii="Times New Roman" w:hAnsi="Times New Roman" w:eastAsia="仿宋_GB2312" w:cs="Times New Roman"/>
+          <w:sz w:val="32"/>
+          <w:lang w:val="en-US" w:eastAsia="zh-CN"/>
+        </w:rPr>
+        <w:t>：这个你们也得弄弄，看看能不能查出文件的隐匿关系，之前客户方相关人员03做总是断，你们跟他交流交流。就是从一堆数据表里面推出有没有人和人之间存在关系。</w:t>
       </w:r>
     </w:p>
     <w:p>
@@ -3983,7 +3983,7 @@
           <w:sz w:val="32"/>
           <w:lang w:val="en-US" w:eastAsia="zh-CN"/>
         </w:rPr>
-        <w:t>人员甲</w:t>
+        <w:t>客户方负责人01</w:t>
       </w:r>
       <w:r>
         <w:rPr>
@@ -4069,7 +4069,7 @@
           <w:sz w:val="32"/>
           <w:lang w:val="en-US" w:eastAsia="zh-CN"/>
         </w:rPr>
-        <w:t>你找人员癸用2025年省本级的账试一下，已经是结构化的数据，看能不能找出问题来。</w:t>
+        <w:t>你找客户方相关人员05用2025年省本级的账试一下，已经是结构化的数据，看能不能找出问题来。</w:t>
       </w:r>
     </w:p>
     <w:p>
@@ -4196,7 +4196,7 @@
           <w:sz w:val="32"/>
           <w:lang w:val="en-US" w:eastAsia="zh-CN"/>
         </w:rPr>
-        <w:t>人员甲提出审计项目管理中的加一个同步按钮，能够将示例业务系统里面新增的数据同步过来。</w:t>
+        <w:t>客户方负责人01提出审计项目管理中的加一个同步按钮，能够将示例业务系统里面新增的数据同步过来。</w:t>
       </w:r>
     </w:p>
     <w:p>
@@ -4274,7 +4274,7 @@
           <w:sz w:val="32"/>
           <w:lang w:val="en-US" w:eastAsia="zh-CN"/>
         </w:rPr>
-        <w:t>审计项目管理的表格展示参考人员戊平台的表格样式（包括删除和虚拟项目创建逻辑）。</w:t>
+        <w:t>审计项目管理的表格展示参考客户方相关人员01平台的表格样式（包括删除和虚拟项目创建逻辑）。</w:t>
       </w:r>
     </w:p>
     <w:p>
@@ -4352,7 +4352,7 @@
           <w:sz w:val="32"/>
           <w:lang w:val="en-US" w:eastAsia="zh-CN"/>
         </w:rPr>
-        <w:t>找人员戊要源码，直接同步他们的系统样式</w:t>
+        <w:t>找客户方相关人员01要源码，直接同步他们的系统样式</w:t>
       </w:r>
     </w:p>
     <w:p>
@@ -4432,7 +4432,7 @@
           <w:sz w:val="32"/>
           <w:lang w:val="en-US" w:eastAsia="zh-CN"/>
         </w:rPr>
-        <w:t>人员甲提出要将“文档资料挖掘、知识库等目录树的展示按照提示词管理进行统一风格”，具体情况如下：</w:t>
+        <w:t>客户方负责人01提出要将“文档资料挖掘、知识库等目录树的展示按照提示词管理进行统一风格”，具体情况如下：</w:t>
       </w:r>
     </w:p>
     <w:p>
@@ -4691,7 +4691,7 @@
           <w:sz w:val="32"/>
           <w:lang w:val="en-US" w:eastAsia="zh-CN"/>
         </w:rPr>
-        <w:t>人员甲提出目前的主页面左侧菜单中的功能及功能名称有部分需要更改，具体情况如下：</w:t>
+        <w:t>客户方负责人01提出目前的主页面左侧菜单中的功能及功能名称有部分需要更改，具体情况如下：</w:t>
       </w:r>
     </w:p>
     <w:p>
@@ -4971,7 +4971,7 @@
           <w:sz w:val="32"/>
           <w:lang w:val="en-US" w:eastAsia="zh-CN"/>
         </w:rPr>
-        <w:t>人员甲查看文档资料挖掘中的右侧各个功能，提出：</w:t>
+        <w:t>客户方负责人01查看文档资料挖掘中的右侧各个功能，提出：</w:t>
       </w:r>
     </w:p>
     <w:p>
@@ -4997,7 +4997,7 @@
           <w:sz w:val="32"/>
           <w:lang w:val="en-US" w:eastAsia="zh-CN"/>
         </w:rPr>
-        <w:t>招投标分析：要有一个通用的模板（当前模板），需要找人员庚要文件先验一下具体的情况</w:t>
+        <w:t>招投标分析：要有一个通用的模板（当前模板），需要找客户方相关人员02要文件先验一下具体的情况</w:t>
       </w:r>
       <w:r>
         <w:rPr>
@@ -5132,7 +5132,7 @@
           <w:sz w:val="32"/>
           <w:lang w:val="en-US" w:eastAsia="zh-CN"/>
         </w:rPr>
-        <w:t>具体测试：找人员庚要招投标文件，找人员辛要示例市丁的会议纪要。</w:t>
+        <w:t>具体测试：找客户方相关人员02要招投标文件，找客户方相关人员03要示例市丁的会议纪要。</w:t>
       </w:r>
     </w:p>
     <w:p>
@@ -5234,7 +5234,7 @@
           <w:sz w:val="32"/>
           <w:lang w:val="en-US" w:eastAsia="zh-CN"/>
         </w:rPr>
-        <w:t>人员甲提出，技能调用入口新增：问答助手在原有上传文件、上传图片、选择问答类型的基础上，新增技能选择功能，用户可直接调用已授权的技能完成对应分析任务。</w:t>
+        <w:t>客户方负责人01提出，技能调用入口新增：问答助手在原有上传文件、上传图片、选择问答类型的基础上，新增技能选择功能，用户可直接调用已授权的技能完成对应分析任务。</w:t>
       </w:r>
     </w:p>
     <w:p>
@@ -5393,7 +5393,7 @@
           <w:sz w:val="32"/>
           <w:lang w:val="en-US" w:eastAsia="zh-CN"/>
         </w:rPr>
-        <w:t>找人员癸要省本级的账测试智能问数。</w:t>
+        <w:t>找客户方相关人员05要省本级的账测试智能问数。</w:t>
       </w:r>
     </w:p>
     <w:p>
@@ -5486,7 +5486,7 @@
           <w:sz w:val="32"/>
           <w:lang w:val="en-US" w:eastAsia="zh-CN"/>
         </w:rPr>
-        <w:t>人员甲在提示词与技能方面提出以下指导意见：</w:t>
+        <w:t>客户方负责人01在提示词与技能方面提出以下指导意见：</w:t>
       </w:r>
     </w:p>
     <w:p>
@@ -5788,7 +5788,7 @@
           <w:sz w:val="32"/>
           <w:lang w:val="en-US" w:eastAsia="zh-CN"/>
         </w:rPr>
-        <w:t>人员甲</w:t>
+        <w:t>客户方负责人01</w:t>
       </w:r>
       <w:r>
         <w:rPr>
